--- a/clever_investor_platform_memo.docx
+++ b/clever_investor_platform_memo.docx
@@ -1316,7 +1316,95 @@
           <w:sz w:val="22"/>
           <w:szCs w:val="22"/>
         </w:rPr>
-        <w:t xml:space="preserve">Engineering is gated entirely on Phase 1 signal. Trigger: 15%+ increase in investor response rate versus agent-blast baseline, or 3 successful matches in 30 days. Until then, Loveable + dedicated PM only. This is the right posture given Luke's stated approach — test into what's working before committing resources.</w:t>
+        <w:t xml:space="preserve">Engineering is gated entirely on Phase 1 signal. Trigger: 15%+ increase in investor response rate versus agent-blast baseline, or 3 successful matches in 30 days. Until then, Loveable + dedicated PM only. The signal should drive the investment decision, not the calendar.</w:t>
+      </w:r>
+    </w:p>
+    <w:p>
+      <w:pPr>
+        <w:spacing w:before="0" w:after="0"/>
+      </w:pPr>
+      <w:r>
+        <w:rPr>
+          <w:rFonts w:ascii="Arial" w:cs="Arial" w:eastAsia="Arial" w:hAnsi="Arial"/>
+          <w:sz w:val="22"/>
+          <w:szCs w:val="22"/>
+        </w:rPr>
+        <w:t xml:space="preserve"/>
+      </w:r>
+    </w:p>
+    <w:p>
+      <w:pPr>
+        <w:pBdr>
+          <w:bottom w:val="single" w:color="D8E5F3" w:sz="4" w:space="1"/>
+        </w:pBdr>
+        <w:spacing w:before="80" w:after="160"/>
+      </w:pPr>
+      <w:r>
+        <w:rPr>
+          <w:rFonts w:ascii="Arial" w:cs="Arial" w:eastAsia="Arial" w:hAnsi="Arial"/>
+        </w:rPr>
+        <w:t xml:space="preserve"/>
+      </w:r>
+    </w:p>
+    <w:p>
+      <w:pPr>
+        <w:spacing w:before="320" w:after="100"/>
+      </w:pPr>
+      <w:r>
+        <w:rPr>
+          <w:rFonts w:ascii="Arial" w:cs="Arial" w:eastAsia="Arial" w:hAnsi="Arial"/>
+          <w:b/>
+          <w:bCs/>
+          <w:color w:val="1877D9"/>
+          <w:spacing w:val="40"/>
+          <w:sz w:val="18"/>
+          <w:szCs w:val="18"/>
+        </w:rPr>
+        <w:t xml:space="preserve">WHAT INVESTORS AND AGENTS ACTUALLY GET</w:t>
+      </w:r>
+    </w:p>
+    <w:p>
+      <w:pPr>
+        <w:pStyle w:val="Heading2"/>
+      </w:pPr>
+      <w:r>
+        <w:rPr>
+          <w:rFonts w:ascii="Arial" w:cs="Arial" w:eastAsia="Arial" w:hAnsi="Arial"/>
+          <w:b/>
+          <w:bCs/>
+          <w:color w:val="1E293B"/>
+          <w:sz w:val="26"/>
+          <w:szCs w:val="26"/>
+        </w:rPr>
+        <w:t xml:space="preserve">The value prop at launch is narrow — and that's fine</w:t>
+      </w:r>
+    </w:p>
+    <w:p>
+      <w:pPr>
+        <w:spacing w:before="0" w:after="140"/>
+      </w:pPr>
+      <w:r>
+        <w:rPr>
+          <w:rFonts w:ascii="Arial" w:cs="Arial" w:eastAsia="Arial" w:hAnsi="Arial"/>
+          <w:color w:val="1E293B"/>
+          <w:sz w:val="22"/>
+          <w:szCs w:val="22"/>
+        </w:rPr>
+        <w:t xml:space="preserve">The investor value prop at launch isn't a platform — it's qualified deal flow without sourcing cost. Investors spend significant time and money finding properties through cold outreach, personal networks, and blasting lists. A seller who came through Clever has explicitly opted into cash offers, already reviewed market data, and selected a path preference before anyone picks up the phone. That's a different quality of counterparty than a cold lead. The structured intake package — photos, condition, timeline, financials — is also more than most agents currently provide. The 40,000-investor cell phone photo blast is the baseline being replaced. That's a low bar, and clearing it in Phase 1 is enough to validate whether investors respond better to structured packages than ad-hoc outreach. The platform vision — buy-box matching, AI scoring, competing offers — builds on that signal. It doesn't replace the need to earn it first.</w:t>
+      </w:r>
+    </w:p>
+    <w:p>
+      <w:pPr>
+        <w:spacing w:before="0" w:after="140"/>
+      </w:pPr>
+      <w:r>
+        <w:rPr>
+          <w:rFonts w:ascii="Arial" w:cs="Arial" w:eastAsia="Arial" w:hAnsi="Arial"/>
+          <w:color w:val="1E293B"/>
+          <w:sz w:val="22"/>
+          <w:szCs w:val="22"/>
+        </w:rPr>
+        <w:t xml:space="preserve">The agent's role in this model is specific and worth naming clearly. They build the listing package — the photos, condition notes, and intake details that make an investor offer possible. That's not a commodity at the price points Clever operates in. They're also the relationship anchor: if the investor path falls through or the seller changes their mind, the agent is already in the room with a warm lead. And they still get paid on close regardless of path. The structural conflict of interest doesn't disappear — agents will always prefer listings — but the framing shifts. The investor path isn't a threat to their income. It's an additional close opportunity that requires less of their time than a full listing, with the seller already educated and a decision already in motion.</w:t>
       </w:r>
     </w:p>
     <w:p>
@@ -2515,7 +2603,7 @@
           <w:sz w:val="22"/>
           <w:szCs w:val="22"/>
         </w:rPr>
-        <w:t xml:space="preserve">Loveable-executable, no tech allocation required. Fixes the highest-friction point in the current flow and creates the first seller account — the foundation for everything else.</w:t>
+        <w:t xml:space="preserve">It can be built in Loveable today, requires no tech allocation, and directly fixes the highest-friction point in the current flow. Creates the first seller account — the foundation for everything else.</w:t>
       </w:r>
     </w:p>
     <w:p>
@@ -2693,7 +2781,7 @@
           <w:sz w:val="22"/>
           <w:szCs w:val="22"/>
         </w:rPr>
-        <w:t xml:space="preserve">— this is grounded in empirical testing, not external validation.</w:t>
+        <w:t xml:space="preserve">— Clever's thesis is grounded in first-hand experience with sellers, investors, and agents, not external market research.</w:t>
       </w:r>
     </w:p>
     <w:p>
@@ -2831,7 +2919,7 @@
           <w:sz w:val="22"/>
           <w:szCs w:val="22"/>
         </w:rPr>
-        <w:t xml:space="preserve">Who owns the investor-matching POC </w:t>
+        <w:t xml:space="preserve">Who owns the early investor-matching work </w:t>
       </w:r>
       <w:r>
         <w:rPr>
@@ -2891,16 +2979,16 @@
           <w:sz w:val="22"/>
           <w:szCs w:val="22"/>
         </w:rPr>
-        <w:t xml:space="preserve">New pod reporting: </w:t>
-      </w:r>
-      <w:r>
-        <w:rPr>
-          <w:rFonts w:ascii="Arial" w:cs="Arial" w:eastAsia="Arial" w:hAnsi="Arial"/>
-          <w:color w:val="1E293B"/>
-          <w:sz w:val="22"/>
-          <w:szCs w:val="22"/>
-        </w:rPr>
-        <w:t xml:space="preserve">to Ben, to the CPO, or somewhere else given how Clever is structured?</w:t>
+        <w:t xml:space="preserve">When does the new pod formally stand up? </w:t>
+      </w:r>
+      <w:r>
+        <w:rPr>
+          <w:rFonts w:ascii="Arial" w:cs="Arial" w:eastAsia="Arial" w:hAnsi="Arial"/>
+          <w:color w:val="1E293B"/>
+          <w:sz w:val="22"/>
+          <w:szCs w:val="22"/>
+        </w:rPr>
+        <w:t xml:space="preserve">Does it start under Ben's team for Phase 1 and graduate at Phase 2, or does it need dedicated ownership from Month 1?</w:t>
       </w:r>
     </w:p>
     <w:p>
